--- a/test/package-of-documents/Пояснення D7.docx
+++ b/test/package-of-documents/Пояснення D7.docx
@@ -179,7 +179,7 @@
           <w:rFonts w:ascii="Times New Roman" w:hAnsi="Times New Roman"/>
           <w:sz w:val="28"/>
         </w:rPr>
-        <w:t>Довожу до Вашого відома, що студенти навчальної групи 26-1 за результатами підсумкового семестрового контролю першого семестру 2025-2026 н. р. мають однаковий рейтинговий бал та їх розміщення у рейтинговій таблиці має зазначену черговість.</w:t>
+        <w:t>Довожу до Вашого відома, що студенти навчальної групи 26-1 за результатами підсумкового семестрового контролю другого семестру 2024-2025 н. р. мають однаковий рейтинговий бал та їх розміщення у рейтинговій таблиці має зазначену черговість.</w:t>
       </w:r>
     </w:p>
     <w:p>
@@ -199,7 +199,7 @@
           <w:rFonts w:ascii="Times New Roman" w:hAnsi="Times New Roman"/>
           <w:sz w:val="28"/>
         </w:rPr>
-        <w:t>Зінченко Б.Р., Остапчук М.О. – 61,58: Зінченко Б.Р. завжди бере активну участь у житті групи та допомагає класному керівнику</w:t>
+        <w:t>Гаврилюк М.Т., Куліш Д.О. – 57,52: Гаврилюк М.Т. завжди бере активну участь у житті групи та допомагає класному керівнику</w:t>
       </w:r>
     </w:p>
     <w:p>
@@ -213,7 +213,21 @@
           <w:rFonts w:ascii="Times New Roman" w:hAnsi="Times New Roman"/>
           <w:sz w:val="28"/>
         </w:rPr>
-        <w:t>Білан І.Є., Дяченко К.Д. – 50,92: Білан І.Є. завжди бере активну участь у житті групи та допомагає класному керівнику</w:t>
+        <w:t>Клименко А.М., Семенюк М.Г. – 55,50: Клименко А.М. завжди бере активну участь у житті групи та допомагає класному керівнику</w:t>
+      </w:r>
+    </w:p>
+    <w:p>
+      <w:pPr>
+        <w:spacing w:after="0"/>
+        <w:ind w:firstLine="709"/>
+        <w:jc w:val="both"/>
+      </w:pPr>
+      <w:r>
+        <w:rPr>
+          <w:rFonts w:ascii="Times New Roman" w:hAnsi="Times New Roman"/>
+          <w:sz w:val="28"/>
+        </w:rPr>
+        <w:t>Білан І.Є., Дяченко К.Д., Мельничук Л.П. – 49,50: Білан І.Є. завжди бере активну участь у житті групи та допомагає класному керівнику, Дяченко К.Д. завжди бере активну участь у житті групи та допомагає класному керівнику</w:t>
       </w:r>
     </w:p>
     <w:p>
